--- a/por/docx/005.content.docx
+++ b/por/docx/005.content.docx
@@ -270,14 +270,14 @@
             <w:color w:val="0000EE"/>
             <w:u w:val="single"/>
           </w:rPr>
-          <w:t>Js 18.7</w:t>
-        </w:r>
-      </w:hyperlink>
-      <w:r>
-        <w:rPr>
-          <w:lang w:val="pt_PT" w:bidi="pt_PT"/>
-        </w:rPr>
-        <w:t>;</w:t>
+          <w:t>Jz 18.7</w:t>
+        </w:r>
+      </w:hyperlink>
+      <w:r>
+        <w:rPr>
+          <w:lang w:val="pt_PT" w:bidi="pt_PT"/>
+        </w:rPr>
+        <w:t xml:space="preserve">; </w:t>
       </w:r>
       <w:hyperlink r:id="rId14">
         <w:r>
@@ -288,7 +288,7 @@
             <w:color w:val="0000EE"/>
             <w:u w:val="single"/>
           </w:rPr>
-          <w:t>19.47</w:t>
+          <w:t>Jos 19.47</w:t>
         </w:r>
       </w:hyperlink>
       <w:r>

--- a/por/docx/005.content.docx
+++ b/por/docx/005.content.docx
@@ -150,26 +150,6 @@
           <w:lang w:val="pt_PT" w:bidi="pt_PT"/>
         </w:rPr>
         <w:t>D</w:t>
-      </w:r>
-      <w:r>
-        <w:rPr>
-          <w:lang w:val="pt_PT" w:bidi="pt_PT"/>
-        </w:rPr>
-      </w:r>
-    </w:p>
-    <w:p>
-      <w:pPr/>
-      <w:r>
-        <w:rPr>
-          <w:lang w:val="pt_PT" w:bidi="pt_PT"/>
-        </w:rPr>
-      </w:r>
-      <w:r>
-        <w:rPr>
-          <w:i/>
-          <w:lang w:val="pt_PT" w:bidi="pt_PT"/>
-        </w:rPr>
-        <w:t>Dã (Lugar), Dã (Pessoa), Dã-Jaã, DÃ, Tribo de, Dabasete, Daberate, Dafne, Dagom, Dalfão, Dalila, Dalmácia, Dalmanuta, Daluia, Dâmaris, Damasco (Fruta), Damasco (Lugar), Daná, Dança, Daniel (Pessoa), Daniel, Adições a, Daniel, Livro de, Danita, Dara, Darda, Darcom, Dardo, Dardo, Dárico, Dario, Datã, Datação por Carbono, Datema, Davi, Davi, Cidade de, Davi, Raiz de, Davi, Torre de, De Fora, Deavitas, Debir (Lugar), Debir (Pessoa), Débora, Decálogo, Decapitação, Decápolis*, Decretos de Deus, Dedã (Lugar), Dedã (Pessoa), Dedicação, Festa da, Dedo (Medida), Deformidade, Degraus, Canção dos, Delaías, Demas, Demétrio, Demofonte, Demoníaca, Possessão, Demônio, Denário, Dente-de-leão, Derbe, Descanso, Descida ao inferno, Desejo, Deserto, Deserto de Sim, Deserto de Sim, Deserto de Sim, Deserto, Peregrinações no, Desfavorecida, Sem compaixão, Dessau, Destino, Deuel, Deus como Pai, Deus, Ser E Atributos De, Deuses e deusas, Deuses gêmeos, Deutero-Isaías, Deuteronômio, Livro de, Dez Mandamentos, Os, Di-Zaabe, Dia, Dia da Expiação, Dia da Expiação, Dia de Cristo, Dia do Senhor, Diabo, O, Diácono, Diaconisa*, Diadema, Diamante, Diana, Diáspora dos judeus, Dibla, Diblaim, Dibom, Dibom-Gade, Dibri, Dicla, Didaquê (Ensinamento), Dídimo, Didracma, Difamação, Difate, Dileã, Dilúvio, o, Dilúvio, O, Dimas, Dimna, Dimom, Dimona, Diná, Diná, Dinaítas, Dinheiro, Diocleciano, Dion, Dionísio, Dioscorinto, Dióscuros, Diótrefes, Direito Civil e Justiça, Direito de nascimento, Direito penal e punição, Disã, Discernimento de espíritos, Disciplina, Discípulo, Discípulo amado, Disenteria, Disom, Dispersão dos judeus, Distribuição da terra, Dives, Dívida, Divindades e religião cananeia, Divisão da terra, Divórcio, Divórcio*, Certificado De, Dízimo, Dizimar, Dodai, Dodanim, Dodavá, Dodava, Dodô, Dodo, Doegue, Doença, Doença, Doença, Doença da pele, Doença dos intestinos, Dofca, Domiciano, Domingo, Doninha, Dons Espirituais, Dons espirituais, Dor, Dorcas, Dormir, Dositeu, Dotã, Dote, Doutor da Lei, Doutor da Lei, Doze, os, Dracma, Dragão, Dromedário, Drusila, Dumá (Lugar), Dumá (Pessoa), Durá, Planície de, Dureza De Coração*</w:t>
       </w:r>
       <w:r>
         <w:rPr>

--- a/por/docx/005.content.docx
+++ b/por/docx/005.content.docx
@@ -33421,6 +33421,101 @@
         <w:rPr>
           <w:lang w:val="pt_PT" w:bidi="pt_PT"/>
         </w:rPr>
+        <w:t>Diálogo do Redentor</w:t>
+      </w:r>
+      <w:r>
+        <w:rPr>
+          <w:lang w:val="pt_PT" w:bidi="pt_PT"/>
+        </w:rPr>
+      </w:r>
+    </w:p>
+    <w:p>
+      <w:pPr/>
+      <w:r>
+        <w:rPr>
+          <w:lang w:val="pt_PT" w:bidi="pt_PT"/>
+        </w:rPr>
+      </w:r>
+      <w:r>
+        <w:rPr>
+          <w:lang w:val="pt_PT" w:bidi="pt_PT"/>
+        </w:rPr>
+        <w:t>Este documento cristão gnóstico também é chamado de Diálogo do Salvador. O documento foi encontrado na antiga Biblioteca de Nag Hammadi, na moderna cidade de Nag Hammadi (Alto Egito), em 1946.</w:t>
+      </w:r>
+    </w:p>
+    <w:p>
+      <w:pPr/>
+      <w:r>
+        <w:rPr>
+          <w:lang w:val="pt_PT" w:bidi="pt_PT"/>
+        </w:rPr>
+      </w:r>
+      <w:r>
+        <w:rPr>
+          <w:lang w:val="pt_PT" w:bidi="pt_PT"/>
+        </w:rPr>
+        <w:t>O Diálogo é um relato fictício de uma conversa entre Jesus e alguns de seus discípulos. Nele, eles discutem questões sobre o universo, a humanidade, o fim dos tempos e a salvação. O manuscrito está em mau estado de conservação. Seu autor e origem são desconhecidos. Provavelmente, foi escrito no Egito durante o segundo ou terceiro século d.C.</w:t>
+      </w:r>
+    </w:p>
+    <w:p>
+      <w:pPr/>
+      <w:r>
+        <w:rPr>
+          <w:lang w:val="pt_PT" w:bidi="pt_PT"/>
+        </w:rPr>
+      </w:r>
+      <w:r>
+        <w:rPr>
+          <w:i/>
+          <w:lang w:val="pt_PT" w:bidi="pt_PT"/>
+        </w:rPr>
+        <w:t>Veja também</w:t>
+      </w:r>
+      <w:r>
+        <w:rPr>
+          <w:lang w:val="pt_PT" w:bidi="pt_PT"/>
+        </w:rPr>
+        <w:t xml:space="preserve"> </w:t>
+      </w:r>
+      <w:r>
+        <w:rPr>
+          <w:lang w:val="pt_PT" w:bidi="pt_PT"/>
+        </w:rPr>
+        <w:t>Apócrifos</w:t>
+      </w:r>
+      <w:r>
+        <w:rPr>
+          <w:lang w:val="pt_PT" w:bidi="pt_PT"/>
+        </w:rPr>
+        <w:t>.</w:t>
+      </w:r>
+      <w:r>
+        <w:rPr>
+          <w:lang w:val="pt_PT" w:bidi="pt_PT"/>
+        </w:rPr>
+      </w:r>
+      <w:r>
+        <w:rPr>
+          <w:lang w:val="pt_PT" w:bidi="pt_PT"/>
+        </w:rPr>
+      </w:r>
+    </w:p>
+    <w:p>
+      <w:pPr/>
+      <w:r>
+        <w:rPr>
+          <w:lang w:val="pt_PT" w:bidi="pt_PT"/>
+        </w:rPr>
+      </w:r>
+    </w:p>
+    <w:p>
+      <w:pPr>
+        <w:pStyle w:val="Heading2"/>
+      </w:pPr>
+      <w:r>
+        <w:rPr>
+          <w:lang w:val="pt_PT" w:bidi="pt_PT"/>
+        </w:rPr>
         <w:t>Diamante</w:t>
       </w:r>
       <w:r>
@@ -45784,6 +45879,105 @@
         <w:rPr>
           <w:lang w:val="pt_PT" w:bidi="pt_PT"/>
         </w:rPr>
+        <w:t>Discurso de Teodósio</w:t>
+      </w:r>
+      <w:r>
+        <w:rPr>
+          <w:lang w:val="pt_PT" w:bidi="pt_PT"/>
+        </w:rPr>
+      </w:r>
+    </w:p>
+    <w:p>
+      <w:pPr/>
+      <w:r>
+        <w:rPr>
+          <w:lang w:val="pt_PT" w:bidi="pt_PT"/>
+        </w:rPr>
+      </w:r>
+      <w:r>
+        <w:rPr>
+          <w:lang w:val="pt_PT" w:bidi="pt_PT"/>
+        </w:rPr>
+        <w:t xml:space="preserve">O Discurso de Teodósio é um texto copta que narra a história da assunção da Virgem Maria (quando ela foi levada ao céu). Ele provém da versão copta boárica da </w:t>
+      </w:r>
+      <w:r>
+        <w:rPr>
+          <w:i/>
+          <w:lang w:val="pt_PT" w:bidi="pt_PT"/>
+        </w:rPr>
+        <w:t>Assunção da Virgem</w:t>
+      </w:r>
+      <w:r>
+        <w:rPr>
+          <w:lang w:val="pt_PT" w:bidi="pt_PT"/>
+        </w:rPr>
+        <w:t>, que é uma das principais fontes para essa história no cristianismo egípcio.</w:t>
+      </w:r>
+    </w:p>
+    <w:p>
+      <w:pPr/>
+      <w:r>
+        <w:rPr>
+          <w:lang w:val="pt_PT" w:bidi="pt_PT"/>
+        </w:rPr>
+      </w:r>
+      <w:r>
+        <w:rPr>
+          <w:i/>
+          <w:lang w:val="pt_PT" w:bidi="pt_PT"/>
+        </w:rPr>
+        <w:t>Veja também</w:t>
+      </w:r>
+      <w:r>
+        <w:rPr>
+          <w:lang w:val="pt_PT" w:bidi="pt_PT"/>
+        </w:rPr>
+        <w:t xml:space="preserve"> </w:t>
+      </w:r>
+      <w:r>
+        <w:rPr>
+          <w:lang w:val="pt_PT" w:bidi="pt_PT"/>
+        </w:rPr>
+        <w:t>Apócrifos</w:t>
+      </w:r>
+      <w:r>
+        <w:rPr>
+          <w:lang w:val="pt_PT" w:bidi="pt_PT"/>
+        </w:rPr>
+        <w:t>.</w:t>
+      </w:r>
+    </w:p>
+    <w:p>
+      <w:pPr>
+        <w:pStyle w:val="Heading4"/>
+      </w:pPr>
+      <w:r>
+        <w:rPr>
+          <w:lang w:val="pt_PT" w:bidi="pt_PT"/>
+        </w:rPr>
+      </w:r>
+      <w:r>
+        <w:rPr>
+          <w:lang w:val="pt_PT" w:bidi="pt_PT"/>
+        </w:rPr>
+      </w:r>
+    </w:p>
+    <w:p>
+      <w:pPr/>
+      <w:r>
+        <w:rPr>
+          <w:lang w:val="pt_PT" w:bidi="pt_PT"/>
+        </w:rPr>
+      </w:r>
+    </w:p>
+    <w:p>
+      <w:pPr>
+        <w:pStyle w:val="Heading2"/>
+      </w:pPr>
+      <w:r>
+        <w:rPr>
+          <w:lang w:val="pt_PT" w:bidi="pt_PT"/>
+        </w:rPr>
         <w:t>Disenteria</w:t>
       </w:r>
       <w:r>
@@ -57085,6 +57279,127 @@
           <w:lang w:val="pt_PT" w:bidi="pt_PT"/>
         </w:rPr>
         <w:t>Escriba</w:t>
+      </w:r>
+      <w:r>
+        <w:rPr>
+          <w:lang w:val="pt_PT" w:bidi="pt_PT"/>
+        </w:rPr>
+        <w:t>.</w:t>
+      </w:r>
+      <w:r>
+        <w:rPr>
+          <w:lang w:val="pt_PT" w:bidi="pt_PT"/>
+        </w:rPr>
+      </w:r>
+      <w:r>
+        <w:rPr>
+          <w:lang w:val="pt_PT" w:bidi="pt_PT"/>
+        </w:rPr>
+      </w:r>
+    </w:p>
+    <w:p>
+      <w:pPr/>
+      <w:r>
+        <w:rPr>
+          <w:lang w:val="pt_PT" w:bidi="pt_PT"/>
+        </w:rPr>
+      </w:r>
+    </w:p>
+    <w:p>
+      <w:pPr>
+        <w:pStyle w:val="Heading2"/>
+      </w:pPr>
+      <w:r>
+        <w:rPr>
+          <w:lang w:val="pt_PT" w:bidi="pt_PT"/>
+        </w:rPr>
+        <w:t>Doutrina de Addai</w:t>
+      </w:r>
+      <w:r>
+        <w:rPr>
+          <w:lang w:val="pt_PT" w:bidi="pt_PT"/>
+        </w:rPr>
+      </w:r>
+    </w:p>
+    <w:p>
+      <w:pPr/>
+      <w:r>
+        <w:rPr>
+          <w:lang w:val="pt_PT" w:bidi="pt_PT"/>
+        </w:rPr>
+      </w:r>
+      <w:r>
+        <w:rPr>
+          <w:lang w:val="pt_PT" w:bidi="pt_PT"/>
+        </w:rPr>
+        <w:t>A Doutrina de Addai é uma versão ampliada em siríaco das Cartas de Cristo e Abgaro, escrita por volta de 400 d.C. Ela narra a história do encontro entre Abgaro, o rei de Edessa, e Jesus Cristo.</w:t>
+      </w:r>
+    </w:p>
+    <w:p>
+      <w:pPr/>
+      <w:r>
+        <w:rPr>
+          <w:lang w:val="pt_PT" w:bidi="pt_PT"/>
+        </w:rPr>
+      </w:r>
+      <w:r>
+        <w:rPr>
+          <w:lang w:val="pt_PT" w:bidi="pt_PT"/>
+        </w:rPr>
+        <w:t>O rei Abgaro estava sofrendo de uma doença desconhecida. Ele enviou um mensageiro a Jesus com um pedido escrito de cura e uma oferta de segurança em seu reino. Jesus enviou de volta uma resposta oral, prometendo enviar um de seus seguidores a Abgaro após sua ascensão ao céu. O mensageiro do rei trouxe consigo um autorretrato de Jesus, que se tornou um objeto precioso em Edessa.</w:t>
+      </w:r>
+    </w:p>
+    <w:p>
+      <w:pPr/>
+      <w:r>
+        <w:rPr>
+          <w:lang w:val="pt_PT" w:bidi="pt_PT"/>
+        </w:rPr>
+      </w:r>
+      <w:r>
+        <w:rPr>
+          <w:lang w:val="pt_PT" w:bidi="pt_PT"/>
+        </w:rPr>
+        <w:t>Mais tarde, Addai (às vezes chamado de Tadeu) visitou o reino. Ele curou Abgaro e estabeleceu o Cristianismo no local.</w:t>
+      </w:r>
+    </w:p>
+    <w:p>
+      <w:pPr/>
+      <w:r>
+        <w:rPr>
+          <w:lang w:val="pt_PT" w:bidi="pt_PT"/>
+        </w:rPr>
+      </w:r>
+      <w:r>
+        <w:rPr>
+          <w:i/>
+          <w:lang w:val="pt_PT" w:bidi="pt_PT"/>
+        </w:rPr>
+        <w:t>Veja</w:t>
+      </w:r>
+      <w:r>
+        <w:rPr>
+          <w:lang w:val="pt_PT" w:bidi="pt_PT"/>
+        </w:rPr>
+        <w:t xml:space="preserve"> </w:t>
+      </w:r>
+      <w:r>
+        <w:rPr>
+          <w:lang w:val="pt_PT" w:bidi="pt_PT"/>
+        </w:rPr>
+        <w:t>Cartas de Cristo e Abgaro</w:t>
+      </w:r>
+      <w:r>
+        <w:rPr>
+          <w:lang w:val="pt_PT" w:bidi="pt_PT"/>
+        </w:rPr>
+        <w:t xml:space="preserve">; veja também </w:t>
+      </w:r>
+      <w:r>
+        <w:rPr>
+          <w:lang w:val="pt_PT" w:bidi="pt_PT"/>
+        </w:rPr>
+        <w:t>Apócrifos</w:t>
       </w:r>
       <w:r>
         <w:rPr>

--- a/por/docx/005.content.docx
+++ b/por/docx/005.content.docx
@@ -19,7 +19,7 @@
         <w:rPr>
           <w:lang w:val="pt_PT" w:bidi="pt_PT"/>
         </w:rPr>
-        <w:t>Resource: Tyndale Open Bible Dictionary</w:t>
+        <w:t>Resource: Aquifer Open Bible Dictionary</w:t>
       </w:r>
       <w:r>
         <w:rPr>
@@ -112,7 +112,7 @@
         <w:rPr>
           <w:lang w:val="pt_PT" w:bidi="pt_PT"/>
         </w:rPr>
-        <w:t>Tyndale Open Bible Dictionary</w:t>
+        <w:t>Aquifer Open Bible Dictionary</w:t>
       </w:r>
     </w:p>
     <w:p>
